--- a/templates/docx/contracts/by_company/protech/contract_template.docx
+++ b/templates/docx/contracts/by_company/protech/contract_template.docx
@@ -1579,24 +1579,7 @@
                 <w:rFonts w:ascii="Microsoft Sans Serif" w:hAnsi="Microsoft Sans Serif" w:cs="Microsoft Sans Serif"/>
                 <w:bCs/>
               </w:rPr>
-              <w:t>{{ company.legal_address_line1 }}</w:t>
-            </w:r>
-          </w:p>
-          <w:p>
-            <w:pPr>
-              <w:pStyle w:val="ConsDTNormal"/>
-              <w:spacing w:line="259" w:lineRule="auto"/>
-              <w:rPr>
-                <w:rFonts w:ascii="Microsoft Sans Serif" w:hAnsi="Microsoft Sans Serif" w:cs="Microsoft Sans Serif"/>
-                <w:bCs/>
-              </w:rPr>
-            </w:pPr>
-            <w:r>
-              <w:rPr>
-                <w:rFonts w:ascii="Microsoft Sans Serif" w:hAnsi="Microsoft Sans Serif" w:cs="Microsoft Sans Serif"/>
-                <w:bCs/>
-              </w:rPr>
-              <w:t xml:space="preserve">{{ company.legal_address_line2 }} </w:t>
+              <w:t xml:space="preserve">{{ company.legal_address }}</w:t>
             </w:r>
           </w:p>
           <w:p>
@@ -1631,7 +1614,7 @@
                 <w:rFonts w:ascii="Microsoft Sans Serif" w:hAnsi="Microsoft Sans Serif" w:cs="Microsoft Sans Serif"/>
                 <w:bCs/>
               </w:rPr>
-              <w:t>Почт. адрес: {{ company.postal_address_line1 }} {{ company.postal_address_line2 }}</w:t>
+              <w:t xml:space="preserve">Почт. адрес: {{ company.postal_address }}</w:t>
             </w:r>
           </w:p>
           <w:p>
@@ -1840,31 +1823,7 @@
                 <w:sz w:val="24"/>
                 <w:szCs w:val="24"/>
               </w:rPr>
-              <w:t xml:space="preserve">{{ applicant.home_address_line1 }} </w:t>
-            </w:r>
-          </w:p>
-          <w:p>
-            <w:pPr>
-              <w:pStyle w:val="ConsNormal"/>
-              <w:tabs>
-                <w:tab w:val="left" w:pos="1635"/>
-              </w:tabs>
-              <w:spacing w:line="259" w:lineRule="auto"/>
-              <w:ind w:left="40" w:right="-276"/>
-              <w:jc w:val="left"/>
-              <w:rPr>
-                <w:rFonts w:ascii="Microsoft Sans Serif" w:hAnsi="Microsoft Sans Serif" w:cs="Microsoft Sans Serif"/>
-                <w:sz w:val="24"/>
-                <w:szCs w:val="24"/>
-              </w:rPr>
-            </w:pPr>
-            <w:r>
-              <w:rPr>
-                <w:rFonts w:ascii="Microsoft Sans Serif" w:hAnsi="Microsoft Sans Serif" w:cs="Microsoft Sans Serif"/>
-                <w:sz w:val="24"/>
-                <w:szCs w:val="24"/>
-              </w:rPr>
-              <w:t>{{ applicant.home_address_line2 }}</w:t>
+              <w:t xml:space="preserve">{{ applicant.home_address }} </w:t>
             </w:r>
           </w:p>
           <w:p>
